--- a/artifacts/stage6_digital_ipos/blocks/smart-fifo/digital_ipos_smart-fifo.docx
+++ b/artifacts/stage6_digital_ipos/blocks/smart-fifo/digital_ipos_smart-fifo.docx
@@ -741,7 +741,7 @@
         <w:pStyle w:val="FirstParagraph"/>
       </w:pPr>
       <w:r>
-        <w:t xml:space="preserve">The Smart FIFO block is designed to provide FIFO storage and AHB/memory access in mutually exclusive Unique or Multiple modes, including sub-FIFO depth/addressing and tagged Sensor Hub data formatting.</w:t>
+        <w:t xml:space="preserve">The Smart FIFO block serves to provide FIFO storage and AHB/memory access in mutually exclusive Unique or Multiple modes, including sub-FIFO depth/addressing and tagged Sensor Hub data formatting.</w:t>
       </w:r>
     </w:p>
     <w:bookmarkEnd w:id="31"/>
@@ -767,7 +767,7 @@
         </w:numPr>
       </w:pPr>
       <w:r>
-        <w:t xml:space="preserve">The Smart FIFO accepts digital samples, FIFO mode configuration and produces buffered samples and FIFO status flags.</w:t>
+        <w:t xml:space="preserve">The Smart FIFO block accepts Digital samples, FIFO mode configuration. The Smart FIFO block produces Buffered samples and FIFO status flags.</w:t>
       </w:r>
     </w:p>
     <w:p>
@@ -783,13 +783,123 @@
           <w:b/>
           <w:bCs/>
         </w:rPr>
-        <w:t xml:space="preserve">Memory mode entry.</w:t>
+        <w:t xml:space="preserve">The user.</w:t>
       </w:r>
       <w:r>
         <w:t xml:space="preserve"> </w:t>
       </w:r>
       <w:r>
-        <w:t xml:space="preserve">Enters Memory mode when HMASTER is 0 or 1.</w:t>
+        <w:t xml:space="preserve">The user selects the Multiple FIFO mode setting to 1 the first bit into the FIFO CFG MODE and 0 for the Unique FIFO mode.</w:t>
+      </w:r>
+    </w:p>
+    <w:p>
+      <w:pPr>
+        <w:pStyle w:val="Compact"/>
+        <w:numPr>
+          <w:ilvl w:val="0"/>
+          <w:numId w:val="1003"/>
+        </w:numPr>
+      </w:pPr>
+      <w:r>
+        <w:rPr>
+          <w:b/>
+          <w:bCs/>
+        </w:rPr>
+        <w:t xml:space="preserve">The FIFO Controller.</w:t>
+      </w:r>
+      <w:r>
+        <w:t xml:space="preserve"> </w:t>
+      </w:r>
+      <w:r>
+        <w:t xml:space="preserve">The FIFO Controller haves a 6 i depth input of 8 bit to be used in Multiple FIFO Mode to define the depth of each subFIFOs and an AHB Slave Interface connected to the AHB BUS and a Memory Master Interface connected to the Physical Memory. The FIFO Controller can address 1.5 kbyte divided into 32-bit address. The FIFO Controller works at 16 MHz clock frequency.</w:t>
+      </w:r>
+    </w:p>
+    <w:p>
+      <w:pPr>
+        <w:pStyle w:val="Compact"/>
+        <w:numPr>
+          <w:ilvl w:val="0"/>
+          <w:numId w:val="1003"/>
+        </w:numPr>
+      </w:pPr>
+      <w:r>
+        <w:rPr>
+          <w:b/>
+          <w:bCs/>
+        </w:rPr>
+        <w:t xml:space="preserve">As default, the FIFO.</w:t>
+      </w:r>
+      <w:r>
+        <w:t xml:space="preserve"> </w:t>
+      </w:r>
+      <w:r>
+        <w:t xml:space="preserve">As default, the FIFO works in Unique FIFO Mode.</w:t>
+      </w:r>
+    </w:p>
+    <w:p>
+      <w:pPr>
+        <w:pStyle w:val="Compact"/>
+        <w:numPr>
+          <w:ilvl w:val="0"/>
+          <w:numId w:val="1003"/>
+        </w:numPr>
+      </w:pPr>
+      <w:r>
+        <w:rPr>
+          <w:b/>
+          <w:bCs/>
+        </w:rPr>
+        <w:t xml:space="preserve">The parameter MEM LOC.</w:t>
+      </w:r>
+      <w:r>
+        <w:t xml:space="preserve"> </w:t>
+      </w:r>
+      <w:r>
+        <w:t xml:space="preserve">The parameter MEM LOC defines the first Memory Location of the FIFO RAM: 0xC4000.</w:t>
+      </w:r>
+    </w:p>
+    <w:p>
+      <w:pPr>
+        <w:pStyle w:val="Compact"/>
+        <w:numPr>
+          <w:ilvl w:val="0"/>
+          <w:numId w:val="1003"/>
+        </w:numPr>
+      </w:pPr>
+      <w:r>
+        <w:rPr>
+          <w:b/>
+          <w:bCs/>
+        </w:rPr>
+        <w:t xml:space="preserve">the FIFO Controller.</w:t>
+      </w:r>
+      <w:r>
+        <w:t xml:space="preserve"> </w:t>
+      </w:r>
+      <w:r>
+        <w:t xml:space="preserve">If input signal HMASTER is set to 0 or 1, the FIFO Controller enters Memory mode.</w:t>
+      </w:r>
+    </w:p>
+    <w:p>
+      <w:pPr>
+        <w:pStyle w:val="Compact"/>
+        <w:numPr>
+          <w:ilvl w:val="0"/>
+          <w:numId w:val="1003"/>
+        </w:numPr>
+      </w:pPr>
+      <w:r>
+        <w:rPr>
+          <w:b/>
+          <w:bCs/>
+        </w:rPr>
+        <w:t xml:space="preserve">The FIFO register map first memory location.</w:t>
+      </w:r>
+      <w:r>
+        <w:t xml:space="preserve"> </w:t>
+      </w:r>
+      <w:r>
+        <w:t xml:space="preserve">The FIFO register map first memory location is defined as MEM LOC + 0x1000: 0xC5000.</w:t>
       </w:r>
     </w:p>
     <w:bookmarkEnd w:id="32"/>

--- a/artifacts/stage6_digital_ipos/blocks/smart-fifo/digital_ipos_smart-fifo.docx
+++ b/artifacts/stage6_digital_ipos/blocks/smart-fifo/digital_ipos_smart-fifo.docx
@@ -2,7 +2,7 @@
 <file path=word/document.xml><?xml version="1.0" encoding="utf-8"?>
 <w:document xmlns:r="http://schemas.openxmlformats.org/officeDocument/2006/relationships" xmlns:w="http://schemas.openxmlformats.org/wordprocessingml/2006/main">
   <w:body>
-    <w:bookmarkStart w:id="49" w:name="digital-ipos---smart-fifo"/>
+    <w:bookmarkStart w:id="50" w:name="digital-ipos---smart-fifo"/>
     <w:p>
       <w:pPr>
         <w:pStyle w:val="Heading1"/>
@@ -33,7 +33,7 @@
         <w:rPr>
           <w:rStyle w:val="VerbatimChar"/>
         </w:rPr>
-        <w:t xml:space="preserve">snap-b2e8101b00dc6909feaed885</w:t>
+        <w:t xml:space="preserve">snap-73c872b1307b6adb5eaf843e</w:t>
       </w:r>
     </w:p>
     <w:p>
@@ -269,6 +269,52 @@
           </w:p>
         </w:tc>
       </w:tr>
+      <w:tr>
+        <w:tc>
+          <w:tcPr/>
+          <w:p>
+            <w:pPr>
+              <w:pStyle w:val="Compact"/>
+            </w:pPr>
+            <w:r>
+              <w:t xml:space="preserve">0.2</w:t>
+            </w:r>
+          </w:p>
+        </w:tc>
+        <w:tc>
+          <w:tcPr/>
+          <w:p>
+            <w:pPr>
+              <w:pStyle w:val="Compact"/>
+            </w:pPr>
+            <w:r>
+              <w:t xml:space="preserve">2026-10-12</w:t>
+            </w:r>
+          </w:p>
+        </w:tc>
+        <w:tc>
+          <w:tcPr/>
+          <w:p>
+            <w:pPr>
+              <w:pStyle w:val="Compact"/>
+            </w:pPr>
+            <w:r>
+              <w:t xml:space="preserve">Snapshot snap-73c872b1307b6adb5eaf843e digital IPOS block baseline</w:t>
+            </w:r>
+          </w:p>
+        </w:tc>
+        <w:tc>
+          <w:tcPr/>
+          <w:p>
+            <w:pPr>
+              <w:pStyle w:val="Compact"/>
+            </w:pPr>
+            <w:r>
+              <w:t xml:space="preserve">Alessandro Lucio IANNUZZI</w:t>
+            </w:r>
+          </w:p>
+        </w:tc>
+      </w:tr>
     </w:tbl>
     <w:bookmarkEnd w:id="27"/>
     <w:bookmarkEnd w:id="28"/>
@@ -710,7 +756,7 @@
     </w:tbl>
     <w:bookmarkEnd w:id="29"/>
     <w:bookmarkEnd w:id="30"/>
-    <w:bookmarkStart w:id="33" w:name="Xe4ae1f4c6c1148d24765132f87dc7acea3c515f"/>
+    <w:bookmarkStart w:id="34" w:name="Xe4ae1f4c6c1148d24765132f87dc7acea3c515f"/>
     <w:p>
       <w:pPr>
         <w:pStyle w:val="Heading2"/>
@@ -741,7 +787,7 @@
         <w:pStyle w:val="FirstParagraph"/>
       </w:pPr>
       <w:r>
-        <w:t xml:space="preserve">The Smart FIFO block serves to provide FIFO storage and AHB/memory access in mutually exclusive Unique or Multiple modes, including sub-FIFO depth/addressing and tagged Sensor Hub data formatting.</w:t>
+        <w:t xml:space="preserve">The Smart FIFO block is designed to provide FIFO storage and AHB/memory access in mutually exclusive Unique or Multiple modes, including sub-FIFO depth/addressing and tagged Sensor Hub data formatting.</w:t>
       </w:r>
     </w:p>
     <w:bookmarkEnd w:id="31"/>
@@ -760,151 +806,77 @@
     </w:p>
     <w:p>
       <w:pPr>
-        <w:pStyle w:val="Compact"/>
-        <w:numPr>
-          <w:ilvl w:val="0"/>
-          <w:numId w:val="1003"/>
-        </w:numPr>
-      </w:pPr>
-      <w:r>
-        <w:t xml:space="preserve">The Smart FIFO block accepts Digital samples, FIFO mode configuration. The Smart FIFO block produces Buffered samples and FIFO status flags.</w:t>
-      </w:r>
-    </w:p>
-    <w:p>
-      <w:pPr>
-        <w:pStyle w:val="Compact"/>
-        <w:numPr>
-          <w:ilvl w:val="0"/>
-          <w:numId w:val="1003"/>
-        </w:numPr>
+        <w:pStyle w:val="FirstParagraph"/>
+      </w:pPr>
+      <w:r>
+        <w:t xml:space="preserve">The Smart FIFO block accepts Digital samples, FIFO mode configuration and produces Buffered samples and FIFO status flags.</w:t>
+      </w:r>
+    </w:p>
+    <w:p>
+      <w:pPr>
+        <w:pStyle w:val="BodyText"/>
+      </w:pPr>
+      <w:r>
+        <w:t xml:space="preserve">The user selects the Multiple FIFO mode setting to 1 the first bit into the FIFO_CFG_MODE and 0 for the Unique FIFO mode.</w:t>
+      </w:r>
+    </w:p>
+    <w:p>
+      <w:pPr>
+        <w:pStyle w:val="BodyText"/>
+      </w:pPr>
+      <w:r>
+        <w:t xml:space="preserve">The parameter MEM_LOC defines the first Memory Location of the FIFO RAM: 0xC4000.</w:t>
+      </w:r>
+    </w:p>
+    <w:bookmarkEnd w:id="32"/>
+    <w:bookmarkStart w:id="33" w:name="Xeb78ecc8712b6b637c6daa69cd9e6db05c17857"/>
+    <w:p>
+      <w:pPr>
+        <w:pStyle w:val="Heading3"/>
       </w:pPr>
       <w:r>
         <w:rPr>
           <w:b/>
           <w:bCs/>
         </w:rPr>
-        <w:t xml:space="preserve">The user.</w:t>
-      </w:r>
-      <w:r>
-        <w:t xml:space="preserve"> </w:t>
-      </w:r>
-      <w:r>
-        <w:t xml:space="preserve">The user selects the Multiple FIFO mode setting to 1 the first bit into the FIFO CFG MODE and 0 for the Unique FIFO mode.</w:t>
-      </w:r>
-    </w:p>
-    <w:p>
-      <w:pPr>
-        <w:pStyle w:val="Compact"/>
-        <w:numPr>
-          <w:ilvl w:val="0"/>
-          <w:numId w:val="1003"/>
-        </w:numPr>
-      </w:pPr>
-      <w:r>
-        <w:rPr>
-          <w:b/>
-          <w:bCs/>
-        </w:rPr>
-        <w:t xml:space="preserve">The FIFO Controller.</w:t>
-      </w:r>
-      <w:r>
-        <w:t xml:space="preserve"> </w:t>
-      </w:r>
-      <w:r>
-        <w:t xml:space="preserve">The FIFO Controller haves a 6 i depth input of 8 bit to be used in Multiple FIFO Mode to define the depth of each subFIFOs and an AHB Slave Interface connected to the AHB BUS and a Memory Master Interface connected to the Physical Memory. The FIFO Controller can address 1.5 kbyte divided into 32-bit address. The FIFO Controller works at 16 MHz clock frequency.</w:t>
-      </w:r>
-    </w:p>
-    <w:p>
-      <w:pPr>
-        <w:pStyle w:val="Compact"/>
-        <w:numPr>
-          <w:ilvl w:val="0"/>
-          <w:numId w:val="1003"/>
-        </w:numPr>
-      </w:pPr>
-      <w:r>
-        <w:rPr>
-          <w:b/>
-          <w:bCs/>
-        </w:rPr>
-        <w:t xml:space="preserve">As default, the FIFO.</w:t>
-      </w:r>
-      <w:r>
-        <w:t xml:space="preserve"> </w:t>
-      </w:r>
+        <w:t xml:space="preserve">1.4 Supported block functions</w:t>
+      </w:r>
+    </w:p>
+    <w:p>
+      <w:pPr>
+        <w:pStyle w:val="FirstParagraph"/>
+      </w:pPr>
+      <w:r>
+        <w:t xml:space="preserve">The FIFO Controller has a 6 i_depth input of 8 bit to be used in Multiple FIFO Mode to define the depth of each subFIFOs and has an AHB Slave Interface connected to the AHB BUS and a Memory Master Interface connected to the Physical Memory and has two working modes: Multiple FIFO and Unique FIFO and works at 16 MHz clock frequency.</w:t>
+      </w:r>
+    </w:p>
+    <w:p>
+      <w:pPr>
+        <w:pStyle w:val="BodyText"/>
+      </w:pPr>
       <w:r>
         <w:t xml:space="preserve">As default, the FIFO works in Unique FIFO Mode.</w:t>
       </w:r>
     </w:p>
     <w:p>
       <w:pPr>
-        <w:pStyle w:val="Compact"/>
-        <w:numPr>
-          <w:ilvl w:val="0"/>
-          <w:numId w:val="1003"/>
-        </w:numPr>
-      </w:pPr>
-      <w:r>
-        <w:rPr>
-          <w:b/>
-          <w:bCs/>
-        </w:rPr>
-        <w:t xml:space="preserve">The parameter MEM LOC.</w:t>
-      </w:r>
-      <w:r>
-        <w:t xml:space="preserve"> </w:t>
-      </w:r>
-      <w:r>
-        <w:t xml:space="preserve">The parameter MEM LOC defines the first Memory Location of the FIFO RAM: 0xC4000.</w:t>
-      </w:r>
-    </w:p>
-    <w:p>
-      <w:pPr>
-        <w:pStyle w:val="Compact"/>
-        <w:numPr>
-          <w:ilvl w:val="0"/>
-          <w:numId w:val="1003"/>
-        </w:numPr>
-      </w:pPr>
-      <w:r>
-        <w:rPr>
-          <w:b/>
-          <w:bCs/>
-        </w:rPr>
-        <w:t xml:space="preserve">the FIFO Controller.</w:t>
-      </w:r>
-      <w:r>
-        <w:t xml:space="preserve"> </w:t>
-      </w:r>
+        <w:pStyle w:val="BodyText"/>
+      </w:pPr>
       <w:r>
         <w:t xml:space="preserve">If input signal HMASTER is set to 0 or 1, the FIFO Controller enters Memory mode.</w:t>
       </w:r>
     </w:p>
     <w:p>
       <w:pPr>
-        <w:pStyle w:val="Compact"/>
-        <w:numPr>
-          <w:ilvl w:val="0"/>
-          <w:numId w:val="1003"/>
-        </w:numPr>
-      </w:pPr>
-      <w:r>
-        <w:rPr>
-          <w:b/>
-          <w:bCs/>
-        </w:rPr>
-        <w:t xml:space="preserve">The FIFO register map first memory location.</w:t>
-      </w:r>
-      <w:r>
-        <w:t xml:space="preserve"> </w:t>
-      </w:r>
-      <w:r>
-        <w:t xml:space="preserve">The FIFO register map first memory location is defined as MEM LOC + 0x1000: 0xC5000.</w:t>
-      </w:r>
-    </w:p>
-    <w:bookmarkEnd w:id="32"/>
+        <w:pStyle w:val="BodyText"/>
+      </w:pPr>
+      <w:r>
+        <w:t xml:space="preserve">The FIFO register map first memory location is defined as MEM_LOC + 0x1000: 0xC5000.</w:t>
+      </w:r>
+    </w:p>
     <w:bookmarkEnd w:id="33"/>
-    <w:bookmarkStart w:id="34" w:name="Xf07349b071768f65482c37a14b234476b9dae7d"/>
+    <w:bookmarkEnd w:id="34"/>
+    <w:bookmarkStart w:id="35" w:name="Xf07349b071768f65482c37a14b234476b9dae7d"/>
     <w:p>
       <w:pPr>
         <w:pStyle w:val="Heading2"/>
@@ -2148,8 +2120,8 @@
         </w:tc>
       </w:tr>
     </w:tbl>
-    <w:bookmarkEnd w:id="34"/>
-    <w:bookmarkStart w:id="48" w:name="X0f484274a9a50000ed4ab655b3924a3236627f6"/>
+    <w:bookmarkEnd w:id="35"/>
+    <w:bookmarkStart w:id="49" w:name="X0f484274a9a50000ed4ab655b3924a3236627f6"/>
     <w:p>
       <w:pPr>
         <w:pStyle w:val="Heading2"/>
@@ -2162,7 +2134,7 @@
         <w:t xml:space="preserve">3. Block requirements</w:t>
       </w:r>
     </w:p>
-    <w:bookmarkStart w:id="35" w:name="ipos-smart-fifo-001"/>
+    <w:bookmarkStart w:id="36" w:name="ipos-smart-fifo-001"/>
     <w:p>
       <w:pPr>
         <w:pStyle w:val="Heading4"/>
@@ -2199,8 +2171,8 @@
         <w:t xml:space="preserve">[End]</w:t>
       </w:r>
     </w:p>
-    <w:bookmarkEnd w:id="35"/>
-    <w:bookmarkStart w:id="36" w:name="ipos-smart-fifo-002"/>
+    <w:bookmarkEnd w:id="36"/>
+    <w:bookmarkStart w:id="37" w:name="ipos-smart-fifo-002"/>
     <w:p>
       <w:pPr>
         <w:pStyle w:val="Heading4"/>
@@ -2237,8 +2209,8 @@
         <w:t xml:space="preserve">[End]</w:t>
       </w:r>
     </w:p>
-    <w:bookmarkEnd w:id="36"/>
-    <w:bookmarkStart w:id="37" w:name="ipos-smart-fifo-003"/>
+    <w:bookmarkEnd w:id="37"/>
+    <w:bookmarkStart w:id="38" w:name="ipos-smart-fifo-003"/>
     <w:p>
       <w:pPr>
         <w:pStyle w:val="Heading4"/>
@@ -2275,8 +2247,8 @@
         <w:t xml:space="preserve">[End]</w:t>
       </w:r>
     </w:p>
-    <w:bookmarkEnd w:id="37"/>
-    <w:bookmarkStart w:id="38" w:name="ipos-smart-fifo-004"/>
+    <w:bookmarkEnd w:id="38"/>
+    <w:bookmarkStart w:id="39" w:name="ipos-smart-fifo-004"/>
     <w:p>
       <w:pPr>
         <w:pStyle w:val="Heading4"/>
@@ -2313,8 +2285,8 @@
         <w:t xml:space="preserve">[End]</w:t>
       </w:r>
     </w:p>
-    <w:bookmarkEnd w:id="38"/>
-    <w:bookmarkStart w:id="39" w:name="ipos-smart-fifo-005"/>
+    <w:bookmarkEnd w:id="39"/>
+    <w:bookmarkStart w:id="40" w:name="ipos-smart-fifo-005"/>
     <w:p>
       <w:pPr>
         <w:pStyle w:val="Heading4"/>
@@ -2351,8 +2323,8 @@
         <w:t xml:space="preserve">[End]</w:t>
       </w:r>
     </w:p>
-    <w:bookmarkEnd w:id="39"/>
-    <w:bookmarkStart w:id="40" w:name="ipos-smart-fifo-006"/>
+    <w:bookmarkEnd w:id="40"/>
+    <w:bookmarkStart w:id="41" w:name="ipos-smart-fifo-006"/>
     <w:p>
       <w:pPr>
         <w:pStyle w:val="Heading4"/>
@@ -2389,8 +2361,8 @@
         <w:t xml:space="preserve">[End]</w:t>
       </w:r>
     </w:p>
-    <w:bookmarkEnd w:id="40"/>
-    <w:bookmarkStart w:id="41" w:name="ipos-smart-fifo-007"/>
+    <w:bookmarkEnd w:id="41"/>
+    <w:bookmarkStart w:id="42" w:name="ipos-smart-fifo-007"/>
     <w:p>
       <w:pPr>
         <w:pStyle w:val="Heading4"/>
@@ -2427,8 +2399,8 @@
         <w:t xml:space="preserve">[End]</w:t>
       </w:r>
     </w:p>
-    <w:bookmarkEnd w:id="41"/>
-    <w:bookmarkStart w:id="42" w:name="ipos-smart-fifo-008"/>
+    <w:bookmarkEnd w:id="42"/>
+    <w:bookmarkStart w:id="43" w:name="ipos-smart-fifo-008"/>
     <w:p>
       <w:pPr>
         <w:pStyle w:val="Heading4"/>
@@ -2465,8 +2437,8 @@
         <w:t xml:space="preserve">[End]</w:t>
       </w:r>
     </w:p>
-    <w:bookmarkEnd w:id="42"/>
-    <w:bookmarkStart w:id="43" w:name="ipos-smart-fifo-009"/>
+    <w:bookmarkEnd w:id="43"/>
+    <w:bookmarkStart w:id="44" w:name="ipos-smart-fifo-009"/>
     <w:p>
       <w:pPr>
         <w:pStyle w:val="Heading4"/>
@@ -2503,8 +2475,8 @@
         <w:t xml:space="preserve">[End]</w:t>
       </w:r>
     </w:p>
-    <w:bookmarkEnd w:id="43"/>
-    <w:bookmarkStart w:id="44" w:name="ipos-smart-fifo-010"/>
+    <w:bookmarkEnd w:id="44"/>
+    <w:bookmarkStart w:id="45" w:name="ipos-smart-fifo-010"/>
     <w:p>
       <w:pPr>
         <w:pStyle w:val="Heading4"/>
@@ -2541,8 +2513,8 @@
         <w:t xml:space="preserve">[End]</w:t>
       </w:r>
     </w:p>
-    <w:bookmarkEnd w:id="44"/>
-    <w:bookmarkStart w:id="45" w:name="ipos-smart-fifo-011"/>
+    <w:bookmarkEnd w:id="45"/>
+    <w:bookmarkStart w:id="46" w:name="ipos-smart-fifo-011"/>
     <w:p>
       <w:pPr>
         <w:pStyle w:val="Heading4"/>
@@ -2579,8 +2551,8 @@
         <w:t xml:space="preserve">[End]</w:t>
       </w:r>
     </w:p>
-    <w:bookmarkEnd w:id="45"/>
-    <w:bookmarkStart w:id="46" w:name="ipos-smart-fifo-012"/>
+    <w:bookmarkEnd w:id="46"/>
+    <w:bookmarkStart w:id="47" w:name="ipos-smart-fifo-012"/>
     <w:p>
       <w:pPr>
         <w:pStyle w:val="Heading4"/>
@@ -2617,8 +2589,8 @@
         <w:t xml:space="preserve">[End]</w:t>
       </w:r>
     </w:p>
-    <w:bookmarkEnd w:id="46"/>
-    <w:bookmarkStart w:id="47" w:name="ipos-smart-fifo-013"/>
+    <w:bookmarkEnd w:id="47"/>
+    <w:bookmarkStart w:id="48" w:name="ipos-smart-fifo-013"/>
     <w:p>
       <w:pPr>
         <w:pStyle w:val="Heading4"/>
@@ -2655,9 +2627,9 @@
         <w:t xml:space="preserve">[End]</w:t>
       </w:r>
     </w:p>
-    <w:bookmarkEnd w:id="47"/>
     <w:bookmarkEnd w:id="48"/>
     <w:bookmarkEnd w:id="49"/>
+    <w:bookmarkEnd w:id="50"/>
     <w:sectPr>
       <w:headerReference r:id="rId14" w:type="default"/>
       <w:footerReference r:id="rId15" w:type="default"/>
@@ -4941,9 +4913,6 @@
     <w:abstractNumId w:val="991"/>
   </w:num>
   <w:num w:numId="1002">
-    <w:abstractNumId w:val="991"/>
-  </w:num>
-  <w:num w:numId="1003">
     <w:abstractNumId w:val="991"/>
   </w:num>
 </w:numbering>

--- a/artifacts/stage6_digital_ipos/blocks/smart-fifo/digital_ipos_smart-fifo.docx
+++ b/artifacts/stage6_digital_ipos/blocks/smart-fifo/digital_ipos_smart-fifo.docx
@@ -2,7 +2,7 @@
 <file path=word/document.xml><?xml version="1.0" encoding="utf-8"?>
 <w:document xmlns:r="http://schemas.openxmlformats.org/officeDocument/2006/relationships" xmlns:w="http://schemas.openxmlformats.org/wordprocessingml/2006/main">
   <w:body>
-    <w:bookmarkStart w:id="50" w:name="digital-ipos---smart-fifo"/>
+    <w:bookmarkStart w:id="53" w:name="digital-ipos---smart-fifo"/>
     <w:p>
       <w:pPr>
         <w:pStyle w:val="Heading1"/>
@@ -44,7 +44,7 @@
         <w:t xml:space="preserve">Author: Alessandro Lucio IANNUZZI</w:t>
       </w:r>
     </w:p>
-    <w:bookmarkStart w:id="30" w:name="X00c53f9efd41cb60267e5a6c5d324e4b2a19070"/>
+    <w:bookmarkStart w:id="32" w:name="X00c53f9efd41cb60267e5a6c5d324e4b2a19070"/>
     <w:p>
       <w:r>
         <w:br w:type="page"/>
@@ -61,18 +61,6 @@
           <w:bCs/>
         </w:rPr>
         <w:t xml:space="preserve">0.1 Table of contents</w:t>
-      </w:r>
-    </w:p>
-    <w:p>
-      <w:pPr>
-        <w:pStyle w:val="Heading2"/>
-      </w:pPr>
-      <w:r>
-        <w:rPr>
-          <w:b/>
-          <w:bCs/>
-        </w:rPr>
-        <w:t xml:space="preserve">0. Document Navigation</w:t>
       </w:r>
     </w:p>
     <w:p>
@@ -100,6 +88,57 @@
           <w:numId w:val="1002"/>
         </w:numPr>
       </w:pPr>
+      <w:hyperlink w:anchor="X6d66c9b48e69b901b65edad7ce11cc7034d8fc0">
+        <w:r>
+          <w:rPr>
+            <w:rStyle w:val="Hyperlink"/>
+          </w:rPr>
+          <w:t xml:space="preserve">1.1 Functionality</w:t>
+        </w:r>
+      </w:hyperlink>
+    </w:p>
+    <w:p>
+      <w:pPr>
+        <w:pStyle w:val="Compact"/>
+        <w:numPr>
+          <w:ilvl w:val="0"/>
+          <w:numId w:val="1002"/>
+        </w:numPr>
+      </w:pPr>
+      <w:hyperlink w:anchor="X42b8cbdc8caad2683370f94443bf78397253609">
+        <w:r>
+          <w:rPr>
+            <w:rStyle w:val="Hyperlink"/>
+          </w:rPr>
+          <w:t xml:space="preserve">1.2 Supported functions and scope</w:t>
+        </w:r>
+      </w:hyperlink>
+    </w:p>
+    <w:p>
+      <w:pPr>
+        <w:pStyle w:val="Compact"/>
+        <w:numPr>
+          <w:ilvl w:val="0"/>
+          <w:numId w:val="1002"/>
+        </w:numPr>
+      </w:pPr>
+      <w:hyperlink w:anchor="Xeb78ecc8712b6b637c6daa69cd9e6db05c17857">
+        <w:r>
+          <w:rPr>
+            <w:rStyle w:val="Hyperlink"/>
+          </w:rPr>
+          <w:t xml:space="preserve">1.4 Supported block functions</w:t>
+        </w:r>
+      </w:hyperlink>
+    </w:p>
+    <w:p>
+      <w:pPr>
+        <w:pStyle w:val="Compact"/>
+        <w:numPr>
+          <w:ilvl w:val="0"/>
+          <w:numId w:val="1002"/>
+        </w:numPr>
+      </w:pPr>
       <w:hyperlink w:anchor="Xf07349b071768f65482c37a14b234476b9dae7d">
         <w:r>
           <w:rPr>
@@ -128,6 +167,18 @@
     </w:p>
     <w:bookmarkEnd w:id="26"/>
     <w:bookmarkStart w:id="28" w:name="X18145283a8c0d2c05dde288ce51f5c2d1700173"/>
+    <w:p>
+      <w:pPr>
+        <w:pStyle w:val="Heading2"/>
+      </w:pPr>
+      <w:r>
+        <w:rPr>
+          <w:b/>
+          <w:bCs/>
+        </w:rPr>
+        <w:t xml:space="preserve">0. Document Navigation</w:t>
+      </w:r>
+    </w:p>
     <w:p>
       <w:pPr>
         <w:pStyle w:val="Heading3"/>
@@ -318,7 +369,7 @@
     </w:tbl>
     <w:bookmarkEnd w:id="27"/>
     <w:bookmarkEnd w:id="28"/>
-    <w:bookmarkStart w:id="29" w:name="X529afff74b9e1e7f50a5ce03a4a23f6a9561e17"/>
+    <w:bookmarkStart w:id="30" w:name="X529afff74b9e1e7f50a5ce03a4a23f6a9561e17"/>
     <w:p>
       <w:pPr>
         <w:pStyle w:val="Heading3"/>
@@ -329,6 +380,19 @@
           <w:bCs/>
         </w:rPr>
         <w:t xml:space="preserve">0.3 Requirement navigation</w:t>
+      </w:r>
+    </w:p>
+    <w:bookmarkStart w:id="29" w:name="table-2-requirement-navigation"/>
+    <w:p>
+      <w:pPr>
+        <w:pStyle w:val="Heading4"/>
+      </w:pPr>
+      <w:r>
+        <w:rPr>
+          <w:b/>
+          <w:bCs/>
+        </w:rPr>
+        <w:t xml:space="preserve">Table 2. Requirement navigation</w:t>
       </w:r>
     </w:p>
     <w:tbl>
@@ -756,7 +820,73 @@
     </w:tbl>
     <w:bookmarkEnd w:id="29"/>
     <w:bookmarkEnd w:id="30"/>
-    <w:bookmarkStart w:id="34" w:name="Xe4ae1f4c6c1148d24765132f87dc7acea3c515f"/>
+    <w:bookmarkStart w:id="31" w:name="Xae25189eb88f8aa82824f86c23f407e5c67a35a"/>
+    <w:p>
+      <w:pPr>
+        <w:pStyle w:val="Heading3"/>
+      </w:pPr>
+      <w:r>
+        <w:rPr>
+          <w:b/>
+          <w:bCs/>
+        </w:rPr>
+        <w:t xml:space="preserve">0.4 Table index</w:t>
+      </w:r>
+    </w:p>
+    <w:p>
+      <w:pPr>
+        <w:pStyle w:val="Compact"/>
+        <w:numPr>
+          <w:ilvl w:val="0"/>
+          <w:numId w:val="1003"/>
+        </w:numPr>
+      </w:pPr>
+      <w:hyperlink w:anchor="table-1-version-history">
+        <w:r>
+          <w:rPr>
+            <w:rStyle w:val="Hyperlink"/>
+          </w:rPr>
+          <w:t xml:space="preserve">Table 1. Version history</w:t>
+        </w:r>
+      </w:hyperlink>
+    </w:p>
+    <w:p>
+      <w:pPr>
+        <w:pStyle w:val="Compact"/>
+        <w:numPr>
+          <w:ilvl w:val="0"/>
+          <w:numId w:val="1003"/>
+        </w:numPr>
+      </w:pPr>
+      <w:hyperlink w:anchor="table-2-requirement-navigation">
+        <w:r>
+          <w:rPr>
+            <w:rStyle w:val="Hyperlink"/>
+          </w:rPr>
+          <w:t xml:space="preserve">Table 2. Requirement navigation</w:t>
+        </w:r>
+      </w:hyperlink>
+    </w:p>
+    <w:p>
+      <w:pPr>
+        <w:pStyle w:val="Compact"/>
+        <w:numPr>
+          <w:ilvl w:val="0"/>
+          <w:numId w:val="1003"/>
+        </w:numPr>
+      </w:pPr>
+      <w:hyperlink w:anchor="table-3-source-io">
+        <w:r>
+          <w:rPr>
+            <w:rStyle w:val="Hyperlink"/>
+          </w:rPr>
+          <w:t xml:space="preserve">Table 3. Source I/O</w:t>
+        </w:r>
+      </w:hyperlink>
+    </w:p>
+    <w:bookmarkEnd w:id="31"/>
+    <w:bookmarkEnd w:id="32"/>
+    <w:bookmarkStart w:id="36" w:name="Xe4ae1f4c6c1148d24765132f87dc7acea3c515f"/>
     <w:p>
       <w:pPr>
         <w:pStyle w:val="Heading2"/>
@@ -769,7 +899,7 @@
         <w:t xml:space="preserve">1. Block overview</w:t>
       </w:r>
     </w:p>
-    <w:bookmarkStart w:id="31" w:name="X6d66c9b48e69b901b65edad7ce11cc7034d8fc0"/>
+    <w:bookmarkStart w:id="33" w:name="X6d66c9b48e69b901b65edad7ce11cc7034d8fc0"/>
     <w:p>
       <w:pPr>
         <w:pStyle w:val="Heading3"/>
@@ -790,8 +920,8 @@
         <w:t xml:space="preserve">The Smart FIFO block is designed to provide FIFO storage and AHB/memory access in mutually exclusive Unique or Multiple modes, including sub-FIFO depth/addressing and tagged Sensor Hub data formatting.</w:t>
       </w:r>
     </w:p>
-    <w:bookmarkEnd w:id="31"/>
-    <w:bookmarkStart w:id="32" w:name="X42b8cbdc8caad2683370f94443bf78397253609"/>
+    <w:bookmarkEnd w:id="33"/>
+    <w:bookmarkStart w:id="34" w:name="X42b8cbdc8caad2683370f94443bf78397253609"/>
     <w:p>
       <w:pPr>
         <w:pStyle w:val="Heading3"/>
@@ -812,24 +942,8 @@
         <w:t xml:space="preserve">The Smart FIFO block accepts Digital samples, FIFO mode configuration and produces Buffered samples and FIFO status flags.</w:t>
       </w:r>
     </w:p>
-    <w:p>
-      <w:pPr>
-        <w:pStyle w:val="BodyText"/>
-      </w:pPr>
-      <w:r>
-        <w:t xml:space="preserve">The user selects the Multiple FIFO mode setting to 1 the first bit into the FIFO_CFG_MODE and 0 for the Unique FIFO mode.</w:t>
-      </w:r>
-    </w:p>
-    <w:p>
-      <w:pPr>
-        <w:pStyle w:val="BodyText"/>
-      </w:pPr>
-      <w:r>
-        <w:t xml:space="preserve">The parameter MEM_LOC defines the first Memory Location of the FIFO RAM: 0xC4000.</w:t>
-      </w:r>
-    </w:p>
-    <w:bookmarkEnd w:id="32"/>
-    <w:bookmarkStart w:id="33" w:name="Xeb78ecc8712b6b637c6daa69cd9e6db05c17857"/>
+    <w:bookmarkEnd w:id="34"/>
+    <w:bookmarkStart w:id="35" w:name="Xeb78ecc8712b6b637c6daa69cd9e6db05c17857"/>
     <w:p>
       <w:pPr>
         <w:pStyle w:val="Heading3"/>
@@ -847,7 +961,7 @@
         <w:pStyle w:val="FirstParagraph"/>
       </w:pPr>
       <w:r>
-        <w:t xml:space="preserve">The FIFO Controller has a 6 i_depth input of 8 bit to be used in Multiple FIFO Mode to define the depth of each subFIFOs and has an AHB Slave Interface connected to the AHB BUS and a Memory Master Interface connected to the Physical Memory and has two working modes: Multiple FIFO and Unique FIFO and works at 16 MHz clock frequency.</w:t>
+        <w:t xml:space="preserve">As default, the FIFO works in Unique FIFO Mode.</w:t>
       </w:r>
     </w:p>
     <w:p>
@@ -855,28 +969,12 @@
         <w:pStyle w:val="BodyText"/>
       </w:pPr>
       <w:r>
-        <w:t xml:space="preserve">As default, the FIFO works in Unique FIFO Mode.</w:t>
-      </w:r>
-    </w:p>
-    <w:p>
-      <w:pPr>
-        <w:pStyle w:val="BodyText"/>
-      </w:pPr>
-      <w:r>
         <w:t xml:space="preserve">If input signal HMASTER is set to 0 or 1, the FIFO Controller enters Memory mode.</w:t>
       </w:r>
     </w:p>
-    <w:p>
-      <w:pPr>
-        <w:pStyle w:val="BodyText"/>
-      </w:pPr>
-      <w:r>
-        <w:t xml:space="preserve">The FIFO register map first memory location is defined as MEM_LOC + 0x1000: 0xC5000.</w:t>
-      </w:r>
-    </w:p>
-    <w:bookmarkEnd w:id="33"/>
-    <w:bookmarkEnd w:id="34"/>
-    <w:bookmarkStart w:id="35" w:name="Xf07349b071768f65482c37a14b234476b9dae7d"/>
+    <w:bookmarkEnd w:id="35"/>
+    <w:bookmarkEnd w:id="36"/>
+    <w:bookmarkStart w:id="38" w:name="Xf07349b071768f65482c37a14b234476b9dae7d"/>
     <w:p>
       <w:pPr>
         <w:pStyle w:val="Heading2"/>
@@ -895,6 +993,19 @@
       </w:pPr>
       <w:r>
         <w:t xml:space="preserve">The following approved source I/O entries are owned by this block.</w:t>
+      </w:r>
+    </w:p>
+    <w:bookmarkStart w:id="37" w:name="table-3-source-io"/>
+    <w:p>
+      <w:pPr>
+        <w:pStyle w:val="Heading4"/>
+      </w:pPr>
+      <w:r>
+        <w:rPr>
+          <w:b/>
+          <w:bCs/>
+        </w:rPr>
+        <w:t xml:space="preserve">Table 3. Source I/O</w:t>
       </w:r>
     </w:p>
     <w:tbl>
@@ -2120,8 +2231,9 @@
         </w:tc>
       </w:tr>
     </w:tbl>
-    <w:bookmarkEnd w:id="35"/>
-    <w:bookmarkStart w:id="49" w:name="X0f484274a9a50000ed4ab655b3924a3236627f6"/>
+    <w:bookmarkEnd w:id="37"/>
+    <w:bookmarkEnd w:id="38"/>
+    <w:bookmarkStart w:id="52" w:name="X0f484274a9a50000ed4ab655b3924a3236627f6"/>
     <w:p>
       <w:pPr>
         <w:pStyle w:val="Heading2"/>
@@ -2134,7 +2246,7 @@
         <w:t xml:space="preserve">3. Block requirements</w:t>
       </w:r>
     </w:p>
-    <w:bookmarkStart w:id="36" w:name="ipos-smart-fifo-001"/>
+    <w:bookmarkStart w:id="39" w:name="ipos-smart-fifo-001"/>
     <w:p>
       <w:pPr>
         <w:pStyle w:val="Heading4"/>
@@ -2148,9 +2260,6 @@
       </w:r>
     </w:p>
     <w:p>
-      <w:pPr>
-        <w:pStyle w:val="FirstParagraph"/>
-      </w:pPr>
       <w:r>
         <w:t xml:space="preserve">If input signal HMASTER is set to 0 or 1, the FIFO Controller shall enter Memory mode. [TO: IPOS_FIFO_CTRL_00000008]</w:t>
       </w:r>
@@ -2171,8 +2280,8 @@
         <w:t xml:space="preserve">[End]</w:t>
       </w:r>
     </w:p>
-    <w:bookmarkEnd w:id="36"/>
-    <w:bookmarkStart w:id="37" w:name="ipos-smart-fifo-002"/>
+    <w:bookmarkEnd w:id="39"/>
+    <w:bookmarkStart w:id="40" w:name="ipos-smart-fifo-002"/>
     <w:p>
       <w:pPr>
         <w:pStyle w:val="Heading4"/>
@@ -2186,9 +2295,6 @@
       </w:r>
     </w:p>
     <w:p>
-      <w:pPr>
-        <w:pStyle w:val="FirstParagraph"/>
-      </w:pPr>
       <w:r>
         <w:t xml:space="preserve">The parameter MEM_LOC shall define the first Memory Location of the FIFO RAM: 0xC4000. [TO: IPOS_FIFO_CTRL_00000102]</w:t>
       </w:r>
@@ -2209,8 +2315,8 @@
         <w:t xml:space="preserve">[End]</w:t>
       </w:r>
     </w:p>
-    <w:bookmarkEnd w:id="37"/>
-    <w:bookmarkStart w:id="38" w:name="ipos-smart-fifo-003"/>
+    <w:bookmarkEnd w:id="40"/>
+    <w:bookmarkStart w:id="41" w:name="ipos-smart-fifo-003"/>
     <w:p>
       <w:pPr>
         <w:pStyle w:val="Heading4"/>
@@ -2224,9 +2330,6 @@
       </w:r>
     </w:p>
     <w:p>
-      <w:pPr>
-        <w:pStyle w:val="FirstParagraph"/>
-      </w:pPr>
       <w:r>
         <w:t xml:space="preserve">If input signal HMASTER is set to 0 or 1, the FIFO Controller shall enter Memory mode. [TO: IPOS_FIFO_CTRL_00000008]</w:t>
       </w:r>
@@ -2247,8 +2350,8 @@
         <w:t xml:space="preserve">[End]</w:t>
       </w:r>
     </w:p>
-    <w:bookmarkEnd w:id="38"/>
-    <w:bookmarkStart w:id="39" w:name="ipos-smart-fifo-004"/>
+    <w:bookmarkEnd w:id="41"/>
+    <w:bookmarkStart w:id="42" w:name="ipos-smart-fifo-004"/>
     <w:p>
       <w:pPr>
         <w:pStyle w:val="Heading4"/>
@@ -2262,9 +2365,6 @@
       </w:r>
     </w:p>
     <w:p>
-      <w:pPr>
-        <w:pStyle w:val="FirstParagraph"/>
-      </w:pPr>
       <w:r>
         <w:t xml:space="preserve">The FIFO register map first memory location shall be defined as MEM_LOC + 0x1000: 0xC5000. [TO: IPOS_FIFO_CTRL_00000202]</w:t>
       </w:r>
@@ -2285,8 +2385,8 @@
         <w:t xml:space="preserve">[End]</w:t>
       </w:r>
     </w:p>
-    <w:bookmarkEnd w:id="39"/>
-    <w:bookmarkStart w:id="40" w:name="ipos-smart-fifo-005"/>
+    <w:bookmarkEnd w:id="42"/>
+    <w:bookmarkStart w:id="43" w:name="ipos-smart-fifo-005"/>
     <w:p>
       <w:pPr>
         <w:pStyle w:val="Heading4"/>
@@ -2300,9 +2400,6 @@
       </w:r>
     </w:p>
     <w:p>
-      <w:pPr>
-        <w:pStyle w:val="FirstParagraph"/>
-      </w:pPr>
       <w:r>
         <w:t xml:space="preserve">When in Multiple Fifo, the 6 sub-FIFO offset shall coincide with the following table : FIFO OFFSET DATA TYPE ECG FIFO OFFSET ECG0_AC, ECG0_DC BIA FIFO OFFSET BIA_AC_P, BIA_DC_P, BIA_AC_Q, BIA_DC_Q, ECG1_AC, ECG2_DC GSR FIFO OFFSET GSR, ECG1_DC, ECG2_AC PPG FIFO OFFSET PPG Table 31 : FIFO Offset Data Table</w:t>
       </w:r>
@@ -2323,8 +2420,8 @@
         <w:t xml:space="preserve">[End]</w:t>
       </w:r>
     </w:p>
-    <w:bookmarkEnd w:id="40"/>
-    <w:bookmarkStart w:id="41" w:name="ipos-smart-fifo-006"/>
+    <w:bookmarkEnd w:id="43"/>
+    <w:bookmarkStart w:id="44" w:name="ipos-smart-fifo-006"/>
     <w:p>
       <w:pPr>
         <w:pStyle w:val="Heading4"/>
@@ -2338,9 +2435,6 @@
       </w:r>
     </w:p>
     <w:p>
-      <w:pPr>
-        <w:pStyle w:val="FirstParagraph"/>
-      </w:pPr>
       <w:r>
         <w:t xml:space="preserve">As default, the FIFO shall work in Unique FIFO Mode. [TO: IPOS_FIFO_CTRL_89455232]</w:t>
       </w:r>
@@ -2361,8 +2455,8 @@
         <w:t xml:space="preserve">[End]</w:t>
       </w:r>
     </w:p>
-    <w:bookmarkEnd w:id="41"/>
-    <w:bookmarkStart w:id="42" w:name="ipos-smart-fifo-007"/>
+    <w:bookmarkEnd w:id="44"/>
+    <w:bookmarkStart w:id="45" w:name="ipos-smart-fifo-007"/>
     <w:p>
       <w:pPr>
         <w:pStyle w:val="Heading4"/>
@@ -2376,9 +2470,6 @@
       </w:r>
     </w:p>
     <w:p>
-      <w:pPr>
-        <w:pStyle w:val="FirstParagraph"/>
-      </w:pPr>
       <w:r>
         <w:t xml:space="preserve">The FIFO Controller shall have an AHB Slave Interface connected to the AHB BUS and a Memory Master Interface connected to the Physical Memory. [TO: IPOS_FIFO_CTRL_89455261]</w:t>
       </w:r>
@@ -2399,8 +2490,8 @@
         <w:t xml:space="preserve">[End]</w:t>
       </w:r>
     </w:p>
-    <w:bookmarkEnd w:id="42"/>
-    <w:bookmarkStart w:id="43" w:name="ipos-smart-fifo-008"/>
+    <w:bookmarkEnd w:id="45"/>
+    <w:bookmarkStart w:id="46" w:name="ipos-smart-fifo-008"/>
     <w:p>
       <w:pPr>
         <w:pStyle w:val="Heading4"/>
@@ -2414,9 +2505,6 @@
       </w:r>
     </w:p>
     <w:p>
-      <w:pPr>
-        <w:pStyle w:val="FirstParagraph"/>
-      </w:pPr>
       <w:r>
         <w:t xml:space="preserve">The FIFO Controller shall have two working modes: Multiple FIFO and Unique FIFO. These two modes are mutually exclusive. [TO: IPOS_FIFO_CTRL_89455449]</w:t>
       </w:r>
@@ -2437,8 +2525,8 @@
         <w:t xml:space="preserve">[End]</w:t>
       </w:r>
     </w:p>
-    <w:bookmarkEnd w:id="43"/>
-    <w:bookmarkStart w:id="44" w:name="ipos-smart-fifo-009"/>
+    <w:bookmarkEnd w:id="46"/>
+    <w:bookmarkStart w:id="47" w:name="ipos-smart-fifo-009"/>
     <w:p>
       <w:pPr>
         <w:pStyle w:val="Heading4"/>
@@ -2452,9 +2540,6 @@
       </w:r>
     </w:p>
     <w:p>
-      <w:pPr>
-        <w:pStyle w:val="FirstParagraph"/>
-      </w:pPr>
       <w:r>
         <w:t xml:space="preserve">The FIFO Controller shall be able to address 1.5 kbyte divided into 32-bit address. [TO: IPOS_FIFO_CTRL_89456557]</w:t>
       </w:r>
@@ -2475,8 +2560,8 @@
         <w:t xml:space="preserve">[End]</w:t>
       </w:r>
     </w:p>
-    <w:bookmarkEnd w:id="44"/>
-    <w:bookmarkStart w:id="45" w:name="ipos-smart-fifo-010"/>
+    <w:bookmarkEnd w:id="47"/>
+    <w:bookmarkStart w:id="48" w:name="ipos-smart-fifo-010"/>
     <w:p>
       <w:pPr>
         <w:pStyle w:val="Heading4"/>
@@ -2490,9 +2575,6 @@
       </w:r>
     </w:p>
     <w:p>
-      <w:pPr>
-        <w:pStyle w:val="FirstParagraph"/>
-      </w:pPr>
       <w:r>
         <w:t xml:space="preserve">The user shall select the Multiple FIFO mode setting to 1 the first bit into the FIFO_CFG_MODE and 0 for the Unique FIFO mode. [TO: IPOS_FIFO_CTRL_89456975]</w:t>
       </w:r>
@@ -2513,8 +2595,8 @@
         <w:t xml:space="preserve">[End]</w:t>
       </w:r>
     </w:p>
-    <w:bookmarkEnd w:id="45"/>
-    <w:bookmarkStart w:id="46" w:name="ipos-smart-fifo-011"/>
+    <w:bookmarkEnd w:id="48"/>
+    <w:bookmarkStart w:id="49" w:name="ipos-smart-fifo-011"/>
     <w:p>
       <w:pPr>
         <w:pStyle w:val="Heading4"/>
@@ -2528,9 +2610,6 @@
       </w:r>
     </w:p>
     <w:p>
-      <w:pPr>
-        <w:pStyle w:val="FirstParagraph"/>
-      </w:pPr>
       <w:r>
         <w:t xml:space="preserve">The FIFO Controller shall have a 6 i_depth input of 8 bit to be used in Multiple FIFO Mode to define the depth of each subFIFOs. [TO: IPOS_FIFO_CTRL_89457435]</w:t>
       </w:r>
@@ -2551,8 +2630,8 @@
         <w:t xml:space="preserve">[End]</w:t>
       </w:r>
     </w:p>
-    <w:bookmarkEnd w:id="46"/>
-    <w:bookmarkStart w:id="47" w:name="ipos-smart-fifo-012"/>
+    <w:bookmarkEnd w:id="49"/>
+    <w:bookmarkStart w:id="50" w:name="ipos-smart-fifo-012"/>
     <w:p>
       <w:pPr>
         <w:pStyle w:val="Heading4"/>
@@ -2566,9 +2645,6 @@
       </w:r>
     </w:p>
     <w:p>
-      <w:pPr>
-        <w:pStyle w:val="FirstParagraph"/>
-      </w:pPr>
       <w:r>
         <w:t xml:space="preserve">The FIFO 6 memory locations to access each sub-FIFO in Multiple mode are obtained adding multiples of 256 to the memory base address. Example: FIFO Memory Base Address = 0xC4000, then: FIFO 0 memory location 0xC4000 FIFO 1 memory location 0xC4100 FIFO 2 memory location 0xC4200 FIFO 3 memory location 0xC4300 FIFO 4 memory location 0xC4400 FIFO 5 memory location 0xC4500 Table 29: SUB FIFO Memory Address [TO: IPOS_FIFO_CTRL_89457790]</w:t>
       </w:r>
@@ -2589,8 +2665,8 @@
         <w:t xml:space="preserve">[End]</w:t>
       </w:r>
     </w:p>
-    <w:bookmarkEnd w:id="47"/>
-    <w:bookmarkStart w:id="48" w:name="ipos-smart-fifo-013"/>
+    <w:bookmarkEnd w:id="50"/>
+    <w:bookmarkStart w:id="51" w:name="ipos-smart-fifo-013"/>
     <w:p>
       <w:pPr>
         <w:pStyle w:val="Heading4"/>
@@ -2604,9 +2680,6 @@
       </w:r>
     </w:p>
     <w:p>
-      <w:pPr>
-        <w:pStyle w:val="FirstParagraph"/>
-      </w:pPr>
       <w:r>
         <w:t xml:space="preserve">The FIFO Controller shall work at 16 MHz clock frequency. [TO: IPOS_FIFO_CTRL_89459082]</w:t>
       </w:r>
@@ -2627,9 +2700,9 @@
         <w:t xml:space="preserve">[End]</w:t>
       </w:r>
     </w:p>
-    <w:bookmarkEnd w:id="48"/>
-    <w:bookmarkEnd w:id="49"/>
-    <w:bookmarkEnd w:id="50"/>
+    <w:bookmarkEnd w:id="51"/>
+    <w:bookmarkEnd w:id="52"/>
+    <w:bookmarkEnd w:id="53"/>
     <w:sectPr>
       <w:headerReference r:id="rId14" w:type="default"/>
       <w:footerReference r:id="rId15" w:type="default"/>
@@ -4913,6 +4986,9 @@
     <w:abstractNumId w:val="991"/>
   </w:num>
   <w:num w:numId="1002">
+    <w:abstractNumId w:val="991"/>
+  </w:num>
+  <w:num w:numId="1003">
     <w:abstractNumId w:val="991"/>
   </w:num>
 </w:numbering>
